--- a/testakten/filmrechte-sicherungsuebertragung-insolvenz-schwetzingen/04_Finanzierung_Sicherheiten/04_Sicherungsabtretung_Lizenzforderungen.docx
+++ b/testakten/filmrechte-sicherungsuebertragung-insolvenz-schwetzingen/04_Finanzierung_Sicherheiten/04_Sicherungsabtretung_Lizenzforderungen.docx
@@ -15,7 +15,25 @@
         <w:pStyle w:val="Heading1"/>
       </w:pPr>
       <w:r>
-        <w:t>1. Abtretung</w:t>
+        <w:t>1. Darlehensbezug und Sicherungszweck</w:t>
+      </w:r>
+    </w:p>
+    <w:p>
+      <w:r>
+        <w:t>Die Abtretung sichert sämtliche gegenwärtigen und künftigen Ansprüche der Palatina Medienbank AG aus dem Produktionsdarlehensvertrag KLP-2024-0418 vom 18./19. April 2024 und dem Nachtrag über die Fertigstellungstranche vom 10. Januar 2025, geführt auf Darlehenskonto KD-2417-01, einschließlich Zinsen, Gebühren und angemessener Verwertungskosten.</w:t>
+      </w:r>
+    </w:p>
+    <w:p>
+      <w:r>
+        <w:t>Nach vollständiger und endgültiger Befriedigung der gesicherten Ansprüche hat die Bank die noch bestehenden Forderungen zurückabzutreten und nicht mehr benötigte Abtretungsanzeigen zu widerrufen. Teilfreigaben bedürfen einer Erklärung der Bank in Textform.</w:t>
+      </w:r>
+    </w:p>
+    <w:p>
+      <w:pPr>
+        <w:pStyle w:val="Heading1"/>
+      </w:pPr>
+      <w:r>
+        <w:t>2. Abtretung</w:t>
       </w:r>
     </w:p>
     <w:p>
@@ -33,7 +51,7 @@
         <w:pStyle w:val="Heading1"/>
       </w:pPr>
       <w:r>
-        <w:t>2. Einziehung vor Offenlegung</w:t>
+        <w:t>3. Einziehung vor Offenlegung</w:t>
       </w:r>
     </w:p>
     <w:p>
@@ -51,7 +69,7 @@
         <w:pStyle w:val="Heading1"/>
       </w:pPr>
       <w:r>
-        <w:t>3. Forderungslisten</w:t>
+        <w:t>4. Forderungslisten</w:t>
       </w:r>
     </w:p>
     <w:p>
@@ -69,7 +87,7 @@
         <w:pStyle w:val="Heading1"/>
       </w:pPr>
       <w:r>
-        <w:t>4. Unterschriften</w:t>
+        <w:t>5. Unterschriften</w:t>
       </w:r>
     </w:p>
     <w:p>
